--- a/06-unity-tilemap-algorithms/yourgame.docx
+++ b/06-unity-tilemap-algorithms/yourgame.docx
@@ -1,6 +1,6 @@
 
 <file path=word/document.xml><?xml version="1.0" encoding="utf-8"?>
-<w:document xmlns:wpc="http://schemas.microsoft.com/office/word/2010/wordprocessingCanvas" xmlns:cx="http://schemas.microsoft.com/office/drawing/2014/chartex" xmlns:cx1="http://schemas.microsoft.com/office/drawing/2015/9/8/chartex" xmlns:cx2="http://schemas.microsoft.com/office/drawing/2015/10/21/chartex" xmlns:cx3="http://schemas.microsoft.com/office/drawing/2016/5/9/chartex" xmlns:cx4="http://schemas.microsoft.com/office/drawing/2016/5/10/chartex" xmlns:cx5="http://schemas.microsoft.com/office/drawing/2016/5/11/chartex" xmlns:cx6="http://schemas.microsoft.com/office/drawing/2016/5/12/chartex" xmlns:cx7="http://schemas.microsoft.com/office/drawing/2016/5/13/chartex" xmlns:cx8="http://schemas.microsoft.com/office/drawing/2016/5/14/chartex" xmlns:mc="http://schemas.openxmlformats.org/markup-compatibility/2006" xmlns:aink="http://schemas.microsoft.com/office/drawing/2016/ink" xmlns:am3d="http://schemas.microsoft.com/office/drawing/2017/model3d" xmlns:o="urn:schemas-microsoft-com:office:office" xmlns:oel="http://schemas.microsoft.com/office/2019/extlst" xmlns:r="http://schemas.openxmlformats.org/officeDocument/2006/relationships" xmlns:m="http://schemas.openxmlformats.org/officeDocument/2006/math" xmlns:v="urn:schemas-microsoft-com:vml" xmlns:wp14="http://schemas.microsoft.com/office/word/2010/wordprocessingDrawing" xmlns:wp="http://schemas.openxmlformats.org/drawingml/2006/wordprocessingDrawing" xmlns:w10="urn:schemas-microsoft-com:office:word" xmlns:w="http://schemas.openxmlformats.org/wordprocessingml/2006/main" xmlns:w14="http://schemas.microsoft.com/office/word/2010/wordml" xmlns:w15="http://schemas.microsoft.com/office/word/2012/wordml" xmlns:w16cex="http://schemas.microsoft.com/office/word/2018/wordml/cex" xmlns:w16cid="http://schemas.microsoft.com/office/word/2016/wordml/cid" xmlns:w16="http://schemas.microsoft.com/office/word/2018/wordml" xmlns:w16du="http://schemas.microsoft.com/office/word/2023/wordml/word16du" xmlns:w16sdtdh="http://schemas.microsoft.com/office/word/2020/wordml/sdtdatahash" xmlns:w16se="http://schemas.microsoft.com/office/word/2015/wordml/symex" xmlns:wpg="http://schemas.microsoft.com/office/word/2010/wordprocessingGroup" xmlns:wpi="http://schemas.microsoft.com/office/word/2010/wordprocessingInk" xmlns:wne="http://schemas.microsoft.com/office/word/2006/wordml" xmlns:wps="http://schemas.microsoft.com/office/word/2010/wordprocessingShape" mc:Ignorable="w14 w15 w16se w16cid w16 w16cex w16sdtdh w16du wp14">
+<w:document xmlns:wpc="http://schemas.microsoft.com/office/word/2010/wordprocessingCanvas" xmlns:cx="http://schemas.microsoft.com/office/drawing/2014/chartex" xmlns:cx1="http://schemas.microsoft.com/office/drawing/2015/9/8/chartex" xmlns:cx2="http://schemas.microsoft.com/office/drawing/2015/10/21/chartex" xmlns:cx3="http://schemas.microsoft.com/office/drawing/2016/5/9/chartex" xmlns:cx4="http://schemas.microsoft.com/office/drawing/2016/5/10/chartex" xmlns:cx5="http://schemas.microsoft.com/office/drawing/2016/5/11/chartex" xmlns:cx6="http://schemas.microsoft.com/office/drawing/2016/5/12/chartex" xmlns:cx7="http://schemas.microsoft.com/office/drawing/2016/5/13/chartex" xmlns:cx8="http://schemas.microsoft.com/office/drawing/2016/5/14/chartex" xmlns:mc="http://schemas.openxmlformats.org/markup-compatibility/2006" xmlns:aink="http://schemas.microsoft.com/office/drawing/2016/ink" xmlns:am3d="http://schemas.microsoft.com/office/drawing/2017/model3d" xmlns:o="urn:schemas-microsoft-com:office:office" xmlns:oel="http://schemas.microsoft.com/office/2019/extlst" xmlns:r="http://schemas.openxmlformats.org/officeDocument/2006/relationships" xmlns:m="http://schemas.openxmlformats.org/officeDocument/2006/math" xmlns:v="urn:schemas-microsoft-com:vml" xmlns:wp14="http://schemas.microsoft.com/office/word/2010/wordprocessingDrawing" xmlns:wp="http://schemas.openxmlformats.org/drawingml/2006/wordprocessingDrawing" xmlns:w10="urn:schemas-microsoft-com:office:word" xmlns:w="http://schemas.openxmlformats.org/wordprocessingml/2006/main" xmlns:w14="http://schemas.microsoft.com/office/word/2010/wordml" xmlns:w15="http://schemas.microsoft.com/office/word/2012/wordml" xmlns:w16cex="http://schemas.microsoft.com/office/word/2018/wordml/cex" xmlns:w16cid="http://schemas.microsoft.com/office/word/2016/wordml/cid" xmlns:w16="http://schemas.microsoft.com/office/word/2018/wordml" xmlns:w16du="http://schemas.microsoft.com/office/word/2023/wordml/word16du" xmlns:w16sdtdh="http://schemas.microsoft.com/office/word/2020/wordml/sdtdatahash" xmlns:w16sdtfl="http://schemas.microsoft.com/office/word/2024/wordml/sdtformatlock" xmlns:w16se="http://schemas.microsoft.com/office/word/2015/wordml/symex" xmlns:wpg="http://schemas.microsoft.com/office/word/2010/wordprocessingGroup" xmlns:wpi="http://schemas.microsoft.com/office/word/2010/wordprocessingInk" xmlns:wne="http://schemas.microsoft.com/office/word/2006/wordml" xmlns:wps="http://schemas.microsoft.com/office/word/2010/wordprocessingShape" mc:Ignorable="w14 w15 w16se w16cid w16 w16cex w16sdtdh w16sdtfl w16du wp14">
   <w:body>
     <w:p>
       <w:pPr>
@@ -20,78 +20,7 @@
     </w:p>
     <w:p>
       <w:pPr>
-        <w:pStyle w:val="Textbody"/>
-        <w:jc w:val="left"/>
-        <w:rPr>
-          <w:rFonts w:ascii="David" w:hAnsi="David" w:cs="David"/>
-          <w:rtl/>
-        </w:rPr>
-      </w:pPr>
-    </w:p>
-    <w:p>
-      <w:pPr>
         <w:pStyle w:val="Heading2"/>
-        <w:rPr>
-          <w:rFonts w:ascii="David" w:hAnsi="David" w:cs="David"/>
-        </w:rPr>
-      </w:pPr>
-      <w:r>
-        <w:rPr>
-          <w:rFonts w:ascii="David" w:hAnsi="David" w:cs="David"/>
-          <w:rtl/>
-        </w:rPr>
-        <w:t>0. תיקון תקלות</w:t>
-      </w:r>
-    </w:p>
-    <w:p>
-      <w:pPr>
-        <w:pStyle w:val="Textbody"/>
-        <w:jc w:val="left"/>
-        <w:rPr>
-          <w:rFonts w:ascii="David" w:hAnsi="David" w:cs="David"/>
-          <w:rtl/>
-        </w:rPr>
-      </w:pPr>
-      <w:r>
-        <w:rPr>
-          <w:rFonts w:ascii="David" w:hAnsi="David" w:cs="David"/>
-          <w:rtl/>
-        </w:rPr>
-        <w:t>אם עדיין לא עשיתם זאת, תקנו את כל התקלות שהתגלו במשחק שלכם</w:t>
-      </w:r>
-      <w:r>
-        <w:rPr>
-          <w:rFonts w:ascii="David" w:hAnsi="David" w:cs="David" w:hint="cs"/>
-          <w:rtl/>
-        </w:rPr>
-        <w:t xml:space="preserve"> (תהליך הליבה)</w:t>
-      </w:r>
-      <w:r>
-        <w:rPr>
-          <w:rFonts w:ascii="David" w:hAnsi="David" w:cs="David"/>
-          <w:rtl/>
-        </w:rPr>
-        <w:t xml:space="preserve"> בשבועות הקודמים</w:t>
-      </w:r>
-      <w:r>
-        <w:rPr>
-          <w:rFonts w:ascii="David" w:hAnsi="David" w:cs="David" w:hint="cs"/>
-          <w:rtl/>
-        </w:rPr>
-        <w:t xml:space="preserve">, </w:t>
-      </w:r>
-      <w:r>
-        <w:rPr>
-          <w:rFonts w:ascii="David" w:hAnsi="David" w:cs="David" w:hint="cs"/>
-          <w:rtl/>
-        </w:rPr>
-        <w:t>כולל כל ההערות מהמוודל ומההצגות.</w:t>
-      </w:r>
-    </w:p>
-    <w:p>
-      <w:pPr>
-        <w:pStyle w:val="Textbody"/>
-        <w:jc w:val="left"/>
         <w:rPr>
           <w:rFonts w:ascii="David" w:hAnsi="David" w:cs="David"/>
           <w:rtl/>
@@ -151,7 +80,37 @@
           <w:rFonts w:ascii="David" w:hAnsi="David" w:cs="David"/>
           <w:rtl/>
         </w:rPr>
-        <w:t xml:space="preserve"> של המשחק – 30 השניות הראשונות של המשחק. דגשים:</w:t>
+        <w:t xml:space="preserve"> של המשחק – 30 השניות הראשונות של המשחק. </w:t>
+      </w:r>
+      <w:r>
+        <w:rPr>
+          <w:rFonts w:ascii="David" w:hAnsi="David" w:cs="David" w:hint="cs"/>
+          <w:rtl/>
+        </w:rPr>
+        <w:t>תהליך הפתיחה יכול לכלול את סיפור-הרקע ואת רמת המדריך (</w:t>
+      </w:r>
+      <w:proofErr w:type="spellStart"/>
+      <w:r>
+        <w:rPr>
+          <w:rFonts w:ascii="David" w:hAnsi="David" w:cs="David" w:hint="cs"/>
+          <w:rtl/>
+        </w:rPr>
+        <w:t>טוטוריאל</w:t>
+      </w:r>
+      <w:proofErr w:type="spellEnd"/>
+      <w:r>
+        <w:rPr>
+          <w:rFonts w:ascii="David" w:hAnsi="David" w:cs="David" w:hint="cs"/>
+          <w:rtl/>
+        </w:rPr>
+        <w:t xml:space="preserve">). </w:t>
+      </w:r>
+      <w:r>
+        <w:rPr>
+          <w:rFonts w:ascii="David" w:hAnsi="David" w:cs="David"/>
+          <w:rtl/>
+        </w:rPr>
+        <w:t>דגשים:</w:t>
       </w:r>
     </w:p>
     <w:p>
@@ -168,19 +127,40 @@
       </w:pPr>
       <w:r>
         <w:rPr>
-          <w:rFonts w:ascii="David" w:hAnsi="David" w:cs="David"/>
+          <w:rFonts w:ascii="David" w:hAnsi="David" w:cs="David" w:hint="cs"/>
           <w:b/>
           <w:bCs/>
           <w:rtl/>
         </w:rPr>
-        <w:t>הבנה</w:t>
+        <w:t xml:space="preserve">תקינות </w:t>
       </w:r>
       <w:r>
         <w:rPr>
           <w:rFonts w:ascii="David" w:hAnsi="David" w:cs="David"/>
           <w:rtl/>
         </w:rPr>
-        <w:t xml:space="preserve"> - השניות הראשונות מסבירות לשחקן באופן ברור מה הוא אמור לעשות.</w:t>
+        <w:t>–</w:t>
+      </w:r>
+      <w:r>
+        <w:rPr>
+          <w:rFonts w:ascii="David" w:hAnsi="David" w:cs="David" w:hint="cs"/>
+          <w:rtl/>
+        </w:rPr>
+        <w:t xml:space="preserve"> המשחק אמור לעבוד</w:t>
+      </w:r>
+      <w:r>
+        <w:rPr>
+          <w:rFonts w:ascii="David" w:hAnsi="David" w:cs="David" w:hint="cs"/>
+          <w:rtl/>
+        </w:rPr>
+        <w:t xml:space="preserve"> לפחות</w:t>
+      </w:r>
+      <w:r>
+        <w:rPr>
+          <w:rFonts w:ascii="David" w:hAnsi="David" w:cs="David" w:hint="cs"/>
+          <w:rtl/>
+        </w:rPr>
+        <w:t xml:space="preserve"> 30 שניות ללא תקלות.</w:t>
       </w:r>
     </w:p>
     <w:p>
@@ -202,32 +182,80 @@
           <w:bCs/>
           <w:rtl/>
         </w:rPr>
-        <w:t>חו</w:t>
+        <w:t>הבנה</w:t>
+      </w:r>
+      <w:r>
+        <w:rPr>
+          <w:rFonts w:ascii="David" w:hAnsi="David" w:cs="David"/>
+          <w:rtl/>
+        </w:rPr>
+        <w:t xml:space="preserve"> - השניות הראשונות מסבירות לשחקן באופן ברור מה הוא אמור לעשות</w:t>
       </w:r>
       <w:r>
         <w:rPr>
           <w:rFonts w:ascii="David" w:hAnsi="David" w:cs="David" w:hint="cs"/>
-          <w:b/>
-          <w:bCs/>
-          <w:rtl/>
-        </w:rPr>
-        <w:t>ו</w:t>
+          <w:rtl/>
+        </w:rPr>
+        <w:t xml:space="preserve">, עם חיצים זזים </w:t>
+      </w:r>
+      <w:proofErr w:type="spellStart"/>
+      <w:r>
+        <w:rPr>
+          <w:rFonts w:ascii="David" w:hAnsi="David" w:cs="David" w:hint="cs"/>
+          <w:rtl/>
+        </w:rPr>
+        <w:t>וכו</w:t>
+      </w:r>
+      <w:proofErr w:type="spellEnd"/>
+      <w:r>
+        <w:rPr>
+          <w:rFonts w:ascii="David" w:hAnsi="David" w:cs="David" w:hint="cs"/>
+          <w:rtl/>
+        </w:rPr>
+        <w:t>'</w:t>
+      </w:r>
+      <w:r>
+        <w:rPr>
+          <w:rFonts w:ascii="David" w:hAnsi="David" w:cs="David" w:hint="cs"/>
+          <w:rtl/>
+        </w:rPr>
+        <w:t xml:space="preserve">. </w:t>
+      </w:r>
+      <w:r>
+        <w:rPr>
+          <w:rFonts w:ascii="David" w:hAnsi="David" w:cs="David" w:hint="cs"/>
+          <w:rtl/>
+        </w:rPr>
+        <w:t>ראו כאן</w:t>
       </w:r>
       <w:r>
         <w:rPr>
           <w:rFonts w:ascii="David" w:hAnsi="David" w:cs="David"/>
-          <w:b/>
-          <w:bCs/>
-          <w:rtl/>
-        </w:rPr>
-        <w:t>יה</w:t>
-      </w:r>
-      <w:r>
-        <w:rPr>
-          <w:rFonts w:ascii="David" w:hAnsi="David" w:cs="David"/>
-          <w:rtl/>
-        </w:rPr>
-        <w:t xml:space="preserve"> - השניות הראשונות מעבירות את חוויית-השחקן העיקרית כפי שהוגדרה בשלב הרעיון.</w:t>
+        </w:rPr>
+        <w:t xml:space="preserve"> </w:t>
+      </w:r>
+      <w:r>
+        <w:rPr>
+          <w:rFonts w:ascii="David" w:hAnsi="David" w:cs="David" w:hint="cs"/>
+          <w:rtl/>
+        </w:rPr>
+        <w:t xml:space="preserve">: </w:t>
+      </w:r>
+      <w:hyperlink r:id="rId8" w:history="1">
+        <w:r>
+          <w:rPr>
+            <w:rStyle w:val="Hyperlink"/>
+            <w:rFonts w:ascii="David" w:hAnsi="David" w:cs="David"/>
+          </w:rPr>
+          <w:t>https://ronyogev.itch.io/mixit</w:t>
+        </w:r>
+      </w:hyperlink>
+      <w:r>
+        <w:rPr>
+          <w:rFonts w:ascii="David" w:hAnsi="David" w:cs="David" w:hint="cs"/>
+          <w:rtl/>
+        </w:rPr>
+        <w:t xml:space="preserve"> משחק (ממחזור ב' של הקורס) שמדגים את הנושא בצורה יפה.</w:t>
       </w:r>
     </w:p>
     <w:p>
@@ -249,14 +277,39 @@
           <w:bCs/>
           <w:rtl/>
         </w:rPr>
-        <w:t>עניין</w:t>
+        <w:t>חו</w:t>
+      </w:r>
+      <w:r>
+        <w:rPr>
+          <w:rFonts w:ascii="David" w:hAnsi="David" w:cs="David" w:hint="cs"/>
+          <w:b/>
+          <w:bCs/>
+          <w:rtl/>
+        </w:rPr>
+        <w:t>ו</w:t>
       </w:r>
       <w:r>
         <w:rPr>
           <w:rFonts w:ascii="David" w:hAnsi="David" w:cs="David"/>
-          <w:rtl/>
-        </w:rPr>
-        <w:t xml:space="preserve"> – השניות הראשונות אמורות למשוך את השחקן להמשיך ולשחק מעבר ל-30 שניות.</w:t>
+          <w:b/>
+          <w:bCs/>
+          <w:rtl/>
+        </w:rPr>
+        <w:t>יה</w:t>
+      </w:r>
+      <w:r>
+        <w:rPr>
+          <w:rFonts w:ascii="David" w:hAnsi="David" w:cs="David"/>
+          <w:rtl/>
+        </w:rPr>
+        <w:t xml:space="preserve"> - השניות הראשונות מעבירות את חוויית-השחקן העיקרית כפי שהוגדרה בשלב הרעיון</w:t>
+      </w:r>
+      <w:r>
+        <w:rPr>
+          <w:rFonts w:ascii="David" w:hAnsi="David" w:cs="David" w:hint="cs"/>
+          <w:rtl/>
+        </w:rPr>
+        <w:t>.</w:t>
       </w:r>
     </w:p>
     <w:p>
@@ -278,14 +331,51 @@
           <w:bCs/>
           <w:rtl/>
         </w:rPr>
-        <w:t>הנדסת תוכנה</w:t>
+        <w:t>עניין</w:t>
       </w:r>
       <w:r>
         <w:rPr>
           <w:rFonts w:ascii="David" w:hAnsi="David" w:cs="David"/>
           <w:rtl/>
         </w:rPr>
-        <w:t xml:space="preserve"> – רכיבים קטנים וממוקדים, כל רכיב אחראי להתנהגות אחת בלבד;   קוד גמיש שיאפשר לכם לכוונן את כל המאפיינים מתוך העורך של יוניטי (ולא מתוך קבועים בקוד).</w:t>
+        <w:t xml:space="preserve"> – השניות הראשונות אמורות למשוך את השחקן להמשיך ולשחק מעבר ל-30 שניות.</w:t>
+      </w:r>
+      <w:r>
+        <w:rPr>
+          <w:rFonts w:ascii="David" w:hAnsi="David" w:cs="David" w:hint="cs"/>
+          <w:rtl/>
+        </w:rPr>
+        <w:t xml:space="preserve"> השחקן אמור להרגיש שהמשחק שלכם </w:t>
+      </w:r>
+      <w:r>
+        <w:rPr>
+          <w:rFonts w:ascii="David" w:hAnsi="David" w:cs="David" w:hint="cs"/>
+          <w:i/>
+          <w:iCs/>
+          <w:rtl/>
+        </w:rPr>
+        <w:t>מיוחד ושונה</w:t>
+      </w:r>
+      <w:r>
+        <w:rPr>
+          <w:rFonts w:ascii="David" w:hAnsi="David" w:cs="David" w:hint="cs"/>
+          <w:rtl/>
+        </w:rPr>
+        <w:t xml:space="preserve"> ממשחקים אחרים</w:t>
+      </w:r>
+      <w:r>
+        <w:rPr>
+          <w:rFonts w:ascii="David" w:hAnsi="David" w:cs="David" w:hint="cs"/>
+          <w:rtl/>
+        </w:rPr>
+        <w:t xml:space="preserve"> מאותו סוג</w:t>
+      </w:r>
+      <w:r>
+        <w:rPr>
+          <w:rFonts w:ascii="David" w:hAnsi="David" w:cs="David" w:hint="cs"/>
+          <w:rtl/>
+        </w:rPr>
+        <w:t>.</w:t>
       </w:r>
     </w:p>
     <w:p>
@@ -307,14 +397,14 @@
           <w:bCs/>
           <w:rtl/>
         </w:rPr>
-        <w:t>תיעוד מלא של הקוד</w:t>
+        <w:t>הנדסת תוכנה</w:t>
       </w:r>
       <w:r>
         <w:rPr>
           <w:rFonts w:ascii="David" w:hAnsi="David" w:cs="David"/>
           <w:rtl/>
         </w:rPr>
-        <w:t xml:space="preserve"> – גם בגוף הקוד וגם ברידמי, עם קישורים לשורות הקוד הרלבנטיות.</w:t>
+        <w:t xml:space="preserve"> – רכיבים קטנים וממוקדים, כל רכיב אחראי להתנהגות אחת בלבד;   קוד גמיש שיאפשר לכם לכוונן את כל המאפיינים מתוך העורך של יוניטי (ולא מתוך קבועים בקוד).</w:t>
       </w:r>
     </w:p>
     <w:p>
@@ -336,50 +426,78 @@
           <w:bCs/>
           <w:rtl/>
         </w:rPr>
-        <w:t>בדיקות-יחידה</w:t>
+        <w:t>תיעוד מלא של הקוד</w:t>
       </w:r>
       <w:r>
         <w:rPr>
           <w:rFonts w:ascii="David" w:hAnsi="David" w:cs="David"/>
           <w:rtl/>
         </w:rPr>
-        <w:t xml:space="preserve"> לכל רכיב לא טריביאלי (כגון אלגוריתם או מבנה-נתונים).</w:t>
+        <w:t xml:space="preserve"> – גם בגוף הקוד וגם ברידמי, עם קישורים לשורות הקוד הרלבנטיות.</w:t>
       </w:r>
     </w:p>
     <w:p>
       <w:pPr>
         <w:pStyle w:val="Textbody"/>
+        <w:numPr>
+          <w:ilvl w:val="0"/>
+          <w:numId w:val="22"/>
+        </w:numPr>
         <w:jc w:val="left"/>
         <w:rPr>
           <w:rFonts w:ascii="David" w:hAnsi="David" w:cs="David"/>
         </w:rPr>
       </w:pPr>
+      <w:r>
+        <w:rPr>
+          <w:rFonts w:ascii="David" w:hAnsi="David" w:cs="David"/>
+          <w:b/>
+          <w:bCs/>
+          <w:rtl/>
+        </w:rPr>
+        <w:t>בדיקות-יחידה</w:t>
+      </w:r>
+      <w:r>
+        <w:rPr>
+          <w:rFonts w:ascii="David" w:hAnsi="David" w:cs="David"/>
+          <w:rtl/>
+        </w:rPr>
+        <w:t xml:space="preserve"> לכל רכיב לא טריביאלי (כגון אלגוריתם או מבנה-נתונים).</w:t>
+      </w:r>
     </w:p>
     <w:p>
       <w:pPr>
-        <w:pStyle w:val="Heading2"/>
+        <w:pStyle w:val="Textbody"/>
+        <w:jc w:val="left"/>
         <w:rPr>
           <w:rFonts w:ascii="David" w:hAnsi="David" w:cs="David"/>
-          <w:rtl/>
-        </w:rPr>
-      </w:pPr>
-      <w:r>
-        <w:rPr>
-          <w:rFonts w:ascii="David" w:hAnsi="David" w:cs="David" w:hint="cs"/>
-          <w:rtl/>
-        </w:rPr>
-        <w:t>ב</w:t>
-      </w:r>
-      <w:r>
-        <w:rPr>
-          <w:rFonts w:ascii="David" w:hAnsi="David" w:cs="David"/>
-          <w:rtl/>
-        </w:rPr>
-        <w:t>. בניית עולם</w:t>
-      </w:r>
+        </w:rPr>
+      </w:pPr>
     </w:p>
     <w:p>
       <w:pPr>
+        <w:pStyle w:val="Heading2"/>
+        <w:rPr>
+          <w:rFonts w:ascii="David" w:hAnsi="David" w:cs="David"/>
+        </w:rPr>
+      </w:pPr>
+      <w:r>
+        <w:rPr>
+          <w:rFonts w:ascii="David" w:hAnsi="David" w:cs="David" w:hint="cs"/>
+          <w:rtl/>
+        </w:rPr>
+        <w:t>ב</w:t>
+      </w:r>
+      <w:r>
+        <w:rPr>
+          <w:rFonts w:ascii="David" w:hAnsi="David" w:cs="David"/>
+          <w:rtl/>
+        </w:rPr>
+        <w:t>. תיכנון בדיקות-משחק</w:t>
+      </w:r>
+    </w:p>
+    <w:p>
+      <w:pPr>
         <w:pStyle w:val="Textbody"/>
         <w:jc w:val="left"/>
         <w:rPr>
@@ -392,197 +510,222 @@
           <w:rFonts w:ascii="David" w:hAnsi="David" w:cs="David"/>
           <w:rtl/>
         </w:rPr>
-        <w:t>בנו ביוניטי את העולם של המשחק שלכם.</w:t>
+        <w:t xml:space="preserve">כשנותנים את המשחק לשחקני-ניסוי לצורך </w:t>
       </w:r>
       <w:r>
         <w:rPr>
           <w:rFonts w:ascii="David" w:hAnsi="David" w:cs="David"/>
-          <w:rtl/>
-        </w:rPr>
-        <w:t xml:space="preserve"> </w:t>
+        </w:rPr>
+        <w:t>playtest</w:t>
       </w:r>
       <w:r>
         <w:rPr>
           <w:rFonts w:ascii="David" w:hAnsi="David" w:cs="David"/>
           <w:rtl/>
         </w:rPr>
-        <w:t xml:space="preserve">השתמשו בכלים שלמדנו בשיעורים לפי הצורך – </w:t>
-      </w:r>
+        <w:t xml:space="preserve">, יש להגדיר מראש שאלות מסוימות שאתם רוצים לקבל עליהן תשובה, כגון: מהו הערך האופטימלי למאפיין מסוים? כמה עצמים מכל סוג צריכים להיות במשחק? </w:t>
+      </w:r>
+      <w:proofErr w:type="spellStart"/>
       <w:r>
         <w:rPr>
           <w:rFonts w:ascii="David" w:hAnsi="David" w:cs="David"/>
           <w:rtl/>
         </w:rPr>
-        <w:t xml:space="preserve">פלטפורמות, </w:t>
-      </w:r>
+        <w:t>וכו</w:t>
+      </w:r>
+      <w:proofErr w:type="spellEnd"/>
       <w:r>
         <w:rPr>
           <w:rFonts w:ascii="David" w:hAnsi="David" w:cs="David"/>
           <w:rtl/>
         </w:rPr>
-        <w:t>רכיבים פיסיקליים, מפת אריחים</w:t>
-      </w:r>
-      <w:r>
-        <w:rPr>
-          <w:rFonts w:ascii="David" w:hAnsi="David" w:cs="David"/>
-          <w:rtl/>
-        </w:rPr>
-        <w:t xml:space="preserve"> וכו'.</w:t>
+        <w:t xml:space="preserve">'. </w:t>
       </w:r>
     </w:p>
     <w:p>
       <w:pPr>
+        <w:pStyle w:val="Textbody"/>
+        <w:jc w:val="left"/>
+        <w:rPr>
+          <w:rFonts w:ascii="David" w:hAnsi="David" w:cs="David"/>
+          <w:rtl/>
+        </w:rPr>
+      </w:pPr>
+      <w:r>
+        <w:rPr>
+          <w:rFonts w:ascii="David" w:hAnsi="David" w:cs="David"/>
+          <w:rtl/>
+        </w:rPr>
+        <w:t xml:space="preserve">הכינו לפחות </w:t>
+      </w:r>
+      <w:r>
+        <w:rPr>
+          <w:rFonts w:ascii="David" w:hAnsi="David" w:cs="David"/>
+        </w:rPr>
+        <w:t>N+3</w:t>
+      </w:r>
+      <w:r>
+        <w:rPr>
+          <w:rFonts w:ascii="David" w:hAnsi="David" w:cs="David"/>
+          <w:rtl/>
+        </w:rPr>
+        <w:t xml:space="preserve">  שאלות מסוג זה, שהייתם רוצים לברר בעזרת משחקי-ניסוי (</w:t>
+      </w:r>
+      <w:r>
+        <w:rPr>
+          <w:rFonts w:ascii="David" w:hAnsi="David" w:cs="David"/>
+        </w:rPr>
+        <w:t>N</w:t>
+      </w:r>
+      <w:r>
+        <w:rPr>
+          <w:rFonts w:ascii="David" w:hAnsi="David" w:cs="David"/>
+          <w:rtl/>
+        </w:rPr>
+        <w:t xml:space="preserve"> = מספר חברי הצוות).</w:t>
+      </w:r>
+    </w:p>
+    <w:p>
+      <w:pPr>
         <w:pStyle w:val="BodyText"/>
-        <w:numPr>
-          <w:ilvl w:val="0"/>
-          <w:numId w:val="25"/>
-        </w:numPr>
         <w:rPr>
           <w:rFonts w:ascii="David" w:hAnsi="David" w:cs="David"/>
           <w:color w:val="00B050"/>
           <w:rtl/>
         </w:rPr>
       </w:pPr>
+    </w:p>
+    <w:p>
+      <w:pPr>
+        <w:pStyle w:val="BodyText"/>
+        <w:rPr>
+          <w:rFonts w:ascii="David" w:hAnsi="David" w:cs="David"/>
+          <w:color w:val="00B050"/>
+        </w:rPr>
+      </w:pPr>
+      <w:r>
+        <w:rPr>
+          <w:rFonts w:ascii="David" w:hAnsi="David" w:cs="David"/>
+          <w:color w:val="00B050"/>
+          <w:rtl/>
+        </w:rPr>
+        <w:t>הגשה</w:t>
+      </w:r>
+      <w:r>
+        <w:rPr>
+          <w:rFonts w:ascii="David" w:hAnsi="David" w:cs="David"/>
+          <w:color w:val="00B050"/>
+          <w:rtl/>
+        </w:rPr>
+        <w:t xml:space="preserve"> כרגיל</w:t>
+      </w:r>
+      <w:r>
+        <w:rPr>
+          <w:rFonts w:ascii="David" w:hAnsi="David" w:cs="David"/>
+          <w:color w:val="00B050"/>
+          <w:rtl/>
+        </w:rPr>
+        <w:t>:</w:t>
+      </w:r>
+      <w:r>
+        <w:rPr>
+          <w:rFonts w:ascii="David" w:hAnsi="David" w:cs="David"/>
+          <w:color w:val="00B050"/>
+          <w:rtl/>
+        </w:rPr>
+        <w:t xml:space="preserve"> המשחק </w:t>
+      </w:r>
+      <w:proofErr w:type="spellStart"/>
+      <w:r>
+        <w:rPr>
+          <w:rFonts w:ascii="David" w:hAnsi="David" w:cs="David"/>
+          <w:color w:val="00B050"/>
+          <w:rtl/>
+        </w:rPr>
+        <w:t>ב</w:t>
+      </w:r>
+      <w:r>
+        <w:rPr>
+          <w:rFonts w:ascii="David" w:hAnsi="David" w:cs="David"/>
+          <w:color w:val="00B050"/>
+          <w:rtl/>
+        </w:rPr>
+        <w:t>איץ</w:t>
+      </w:r>
+      <w:proofErr w:type="spellEnd"/>
+      <w:r>
+        <w:rPr>
+          <w:rFonts w:ascii="David" w:hAnsi="David" w:cs="David"/>
+          <w:color w:val="00B050"/>
+          <w:rtl/>
+        </w:rPr>
+        <w:t>'</w:t>
+      </w:r>
       <w:r>
         <w:rPr>
           <w:rFonts w:ascii="David" w:hAnsi="David" w:cs="David" w:hint="cs"/>
           <w:color w:val="00B050"/>
           <w:rtl/>
         </w:rPr>
-        <w:t>אם המשחק שלכם תלת-מימדי, אתם יכולים להגיש סעיף זה בשבוע הבא, אחרי שנלמד על בניית עולמות בשלושה ממדים.</w:t>
-      </w:r>
-    </w:p>
-    <w:p>
-      <w:pPr>
-        <w:pStyle w:val="Textbody"/>
-        <w:jc w:val="left"/>
-        <w:rPr>
-          <w:rFonts w:ascii="David" w:hAnsi="David" w:cs="David"/>
-          <w:rtl/>
-        </w:rPr>
-      </w:pPr>
-    </w:p>
-    <w:p>
-      <w:pPr>
-        <w:pStyle w:val="Heading2"/>
-        <w:rPr>
-          <w:rFonts w:ascii="David" w:hAnsi="David" w:cs="David"/>
-        </w:rPr>
-      </w:pPr>
-      <w:r>
-        <w:rPr>
-          <w:rFonts w:ascii="David" w:hAnsi="David" w:cs="David" w:hint="cs"/>
-          <w:rtl/>
-        </w:rPr>
-        <w:t>ג</w:t>
-      </w:r>
-      <w:r>
-        <w:rPr>
-          <w:rFonts w:ascii="David" w:hAnsi="David" w:cs="David"/>
-          <w:rtl/>
-        </w:rPr>
-        <w:t>. תיכנון בדיקות-משחק</w:t>
-      </w:r>
-    </w:p>
-    <w:p>
-      <w:pPr>
-        <w:pStyle w:val="Textbody"/>
-        <w:jc w:val="left"/>
-        <w:rPr>
-          <w:rFonts w:ascii="David" w:hAnsi="David" w:cs="David"/>
-          <w:rtl/>
-        </w:rPr>
-      </w:pPr>
-      <w:r>
-        <w:rPr>
-          <w:rFonts w:ascii="David" w:hAnsi="David" w:cs="David"/>
-          <w:rtl/>
-        </w:rPr>
-        <w:t xml:space="preserve">כשנותנים את המשחק לשחקני-ניסוי לצורך </w:t>
-      </w:r>
-      <w:r>
-        <w:rPr>
-          <w:rFonts w:ascii="David" w:hAnsi="David" w:cs="David"/>
-        </w:rPr>
-        <w:t>playtest</w:t>
-      </w:r>
-      <w:r>
-        <w:rPr>
-          <w:rFonts w:ascii="David" w:hAnsi="David" w:cs="David"/>
-          <w:rtl/>
-        </w:rPr>
-        <w:t xml:space="preserve">, יש להגדיר מראש שאלות מסוימות שאתם רוצים לקבל עליהן תשובה, כגון: מהו הערך האופטימלי למאפיין מסוים? כמה עצמים מכל סוג צריכים להיות במשחק? וכו'. </w:t>
-      </w:r>
-    </w:p>
-    <w:p>
-      <w:pPr>
-        <w:pStyle w:val="Textbody"/>
-        <w:jc w:val="left"/>
-        <w:rPr>
-          <w:rFonts w:ascii="David" w:hAnsi="David" w:cs="David"/>
-          <w:rtl/>
-        </w:rPr>
-      </w:pPr>
-      <w:r>
-        <w:rPr>
-          <w:rFonts w:ascii="David" w:hAnsi="David" w:cs="David"/>
-          <w:rtl/>
-        </w:rPr>
-        <w:t xml:space="preserve">הכינו לפחות </w:t>
-      </w:r>
-      <w:r>
-        <w:rPr>
-          <w:rFonts w:ascii="David" w:hAnsi="David" w:cs="David"/>
-        </w:rPr>
-        <w:t>N+3</w:t>
-      </w:r>
-      <w:r>
-        <w:rPr>
-          <w:rFonts w:ascii="David" w:hAnsi="David" w:cs="David"/>
-          <w:rtl/>
-        </w:rPr>
-        <w:t xml:space="preserve">  שאלות מסוג זה, שהייתם רוצים לברר בעזרת משחקי-ניסוי (</w:t>
-      </w:r>
-      <w:r>
-        <w:rPr>
-          <w:rFonts w:ascii="David" w:hAnsi="David" w:cs="David"/>
-        </w:rPr>
-        <w:t>N</w:t>
-      </w:r>
-      <w:r>
-        <w:rPr>
-          <w:rFonts w:ascii="David" w:hAnsi="David" w:cs="David"/>
-          <w:rtl/>
-        </w:rPr>
-        <w:t xml:space="preserve"> = מספר חברי הצוות).</w:t>
-      </w:r>
-    </w:p>
-    <w:p>
-      <w:pPr>
-        <w:pStyle w:val="BodyText"/>
+        <w:t>,</w:t>
+      </w:r>
+      <w:r>
         <w:rPr>
           <w:rFonts w:ascii="David" w:hAnsi="David" w:cs="David"/>
           <w:color w:val="00B050"/>
           <w:rtl/>
         </w:rPr>
-      </w:pPr>
-    </w:p>
-    <w:p>
-      <w:pPr>
-        <w:pStyle w:val="BodyText"/>
+        <w:t xml:space="preserve"> </w:t>
+      </w:r>
+      <w:r>
         <w:rPr>
           <w:rFonts w:ascii="David" w:hAnsi="David" w:cs="David"/>
           <w:color w:val="00B050"/>
           <w:rtl/>
         </w:rPr>
-      </w:pPr>
+        <w:t>הקוד בגיטהאב</w:t>
+      </w:r>
       <w:r>
         <w:rPr>
           <w:rFonts w:ascii="David" w:hAnsi="David" w:cs="David"/>
           <w:color w:val="00B050"/>
           <w:rtl/>
         </w:rPr>
-        <w:t>הגשה</w:t>
+        <w:t xml:space="preserve">, </w:t>
+      </w:r>
+      <w:r>
+        <w:rPr>
+          <w:rFonts w:ascii="David" w:hAnsi="David" w:cs="David" w:hint="cs"/>
+          <w:color w:val="00B050"/>
+          <w:rtl/>
+        </w:rPr>
+        <w:t xml:space="preserve">וסרטון </w:t>
+      </w:r>
+      <w:r>
+        <w:rPr>
+          <w:rFonts w:ascii="David" w:hAnsi="David" w:cs="David" w:hint="cs"/>
+          <w:color w:val="00B050"/>
+          <w:rtl/>
+        </w:rPr>
+        <w:t xml:space="preserve">הסבר קצר </w:t>
+      </w:r>
+      <w:proofErr w:type="spellStart"/>
+      <w:r>
+        <w:rPr>
+          <w:rFonts w:ascii="David" w:hAnsi="David" w:cs="David" w:hint="cs"/>
+          <w:color w:val="00B050"/>
+          <w:rtl/>
+        </w:rPr>
+        <w:t>ביוטיוב</w:t>
+      </w:r>
+      <w:proofErr w:type="spellEnd"/>
+      <w:r>
+        <w:rPr>
+          <w:rFonts w:ascii="David" w:hAnsi="David" w:cs="David" w:hint="cs"/>
+          <w:color w:val="00B050"/>
+          <w:rtl/>
+        </w:rPr>
+        <w:t xml:space="preserve">, </w:t>
       </w:r>
       <w:r>
         <w:rPr>
@@ -590,7 +733,7 @@
           <w:color w:val="00B050"/>
           <w:rtl/>
         </w:rPr>
-        <w:t xml:space="preserve"> כרגיל</w:t>
+        <w:t xml:space="preserve">עם קישורים </w:t>
       </w:r>
       <w:r>
         <w:rPr>
@@ -598,7 +741,7 @@
           <w:color w:val="00B050"/>
           <w:rtl/>
         </w:rPr>
-        <w:t>:</w:t>
+        <w:t xml:space="preserve">הדדיים </w:t>
       </w:r>
       <w:r>
         <w:rPr>
@@ -606,60 +749,12 @@
           <w:color w:val="00B050"/>
           <w:rtl/>
         </w:rPr>
-        <w:t xml:space="preserve"> המשחק ב</w:t>
-      </w:r>
-      <w:r>
-        <w:rPr>
-          <w:rFonts w:ascii="David" w:hAnsi="David" w:cs="David"/>
-          <w:color w:val="00B050"/>
-          <w:rtl/>
-        </w:rPr>
-        <w:t xml:space="preserve">איץ' </w:t>
-      </w:r>
-      <w:r>
-        <w:rPr>
-          <w:rFonts w:ascii="David" w:hAnsi="David" w:cs="David"/>
-          <w:color w:val="00B050"/>
-          <w:rtl/>
-        </w:rPr>
-        <w:t>והקוד בגיטהאב</w:t>
-      </w:r>
-      <w:r>
-        <w:rPr>
-          <w:rFonts w:ascii="David" w:hAnsi="David" w:cs="David"/>
-          <w:color w:val="00B050"/>
-          <w:rtl/>
-        </w:rPr>
-        <w:t xml:space="preserve">, </w:t>
-      </w:r>
-      <w:r>
-        <w:rPr>
-          <w:rFonts w:ascii="David" w:hAnsi="David" w:cs="David"/>
-          <w:color w:val="00B050"/>
-          <w:rtl/>
-        </w:rPr>
-        <w:t xml:space="preserve">עם הסברים וקישורים </w:t>
-      </w:r>
-      <w:r>
-        <w:rPr>
-          <w:rFonts w:ascii="David" w:hAnsi="David" w:cs="David"/>
-          <w:color w:val="00B050"/>
-          <w:rtl/>
-        </w:rPr>
-        <w:t xml:space="preserve">הדדיים </w:t>
-      </w:r>
-      <w:r>
-        <w:rPr>
-          <w:rFonts w:ascii="David" w:hAnsi="David" w:cs="David"/>
-          <w:color w:val="00B050"/>
-          <w:rtl/>
-        </w:rPr>
         <w:t xml:space="preserve">ביניהם. </w:t>
       </w:r>
     </w:p>
     <w:sectPr>
-      <w:headerReference w:type="default" r:id="rId8"/>
-      <w:footerReference w:type="default" r:id="rId9"/>
+      <w:headerReference w:type="default" r:id="rId9"/>
+      <w:footerReference w:type="default" r:id="rId10"/>
       <w:pgSz w:w="11906" w:h="16838"/>
       <w:pgMar w:top="1134" w:right="1134" w:bottom="1134" w:left="1134" w:header="720" w:footer="720" w:gutter="0"/>
       <w:cols w:space="720"/>
@@ -669,7 +764,7 @@
 </file>
 
 <file path=word/endnotes.xml><?xml version="1.0" encoding="utf-8"?>
-<w:endnotes xmlns:wpc="http://schemas.microsoft.com/office/word/2010/wordprocessingCanvas" xmlns:cx="http://schemas.microsoft.com/office/drawing/2014/chartex" xmlns:cx1="http://schemas.microsoft.com/office/drawing/2015/9/8/chartex" xmlns:cx2="http://schemas.microsoft.com/office/drawing/2015/10/21/chartex" xmlns:cx3="http://schemas.microsoft.com/office/drawing/2016/5/9/chartex" xmlns:cx4="http://schemas.microsoft.com/office/drawing/2016/5/10/chartex" xmlns:cx5="http://schemas.microsoft.com/office/drawing/2016/5/11/chartex" xmlns:cx6="http://schemas.microsoft.com/office/drawing/2016/5/12/chartex" xmlns:cx7="http://schemas.microsoft.com/office/drawing/2016/5/13/chartex" xmlns:cx8="http://schemas.microsoft.com/office/drawing/2016/5/14/chartex" xmlns:mc="http://schemas.openxmlformats.org/markup-compatibility/2006" xmlns:aink="http://schemas.microsoft.com/office/drawing/2016/ink" xmlns:am3d="http://schemas.microsoft.com/office/drawing/2017/model3d" xmlns:o="urn:schemas-microsoft-com:office:office" xmlns:oel="http://schemas.microsoft.com/office/2019/extlst" xmlns:r="http://schemas.openxmlformats.org/officeDocument/2006/relationships" xmlns:m="http://schemas.openxmlformats.org/officeDocument/2006/math" xmlns:v="urn:schemas-microsoft-com:vml" xmlns:wp14="http://schemas.microsoft.com/office/word/2010/wordprocessingDrawing" xmlns:wp="http://schemas.openxmlformats.org/drawingml/2006/wordprocessingDrawing" xmlns:w10="urn:schemas-microsoft-com:office:word" xmlns:w="http://schemas.openxmlformats.org/wordprocessingml/2006/main" xmlns:w14="http://schemas.microsoft.com/office/word/2010/wordml" xmlns:w15="http://schemas.microsoft.com/office/word/2012/wordml" xmlns:w16cex="http://schemas.microsoft.com/office/word/2018/wordml/cex" xmlns:w16cid="http://schemas.microsoft.com/office/word/2016/wordml/cid" xmlns:w16="http://schemas.microsoft.com/office/word/2018/wordml" xmlns:w16du="http://schemas.microsoft.com/office/word/2023/wordml/word16du" xmlns:w16sdtdh="http://schemas.microsoft.com/office/word/2020/wordml/sdtdatahash" xmlns:w16se="http://schemas.microsoft.com/office/word/2015/wordml/symex" xmlns:wpg="http://schemas.microsoft.com/office/word/2010/wordprocessingGroup" xmlns:wpi="http://schemas.microsoft.com/office/word/2010/wordprocessingInk" xmlns:wne="http://schemas.microsoft.com/office/word/2006/wordml" xmlns:wps="http://schemas.microsoft.com/office/word/2010/wordprocessingShape" mc:Ignorable="w14 w15 w16se w16cid w16 w16cex w16sdtdh w16du wp14">
+<w:endnotes xmlns:wpc="http://schemas.microsoft.com/office/word/2010/wordprocessingCanvas" xmlns:cx="http://schemas.microsoft.com/office/drawing/2014/chartex" xmlns:cx1="http://schemas.microsoft.com/office/drawing/2015/9/8/chartex" xmlns:cx2="http://schemas.microsoft.com/office/drawing/2015/10/21/chartex" xmlns:cx3="http://schemas.microsoft.com/office/drawing/2016/5/9/chartex" xmlns:cx4="http://schemas.microsoft.com/office/drawing/2016/5/10/chartex" xmlns:cx5="http://schemas.microsoft.com/office/drawing/2016/5/11/chartex" xmlns:cx6="http://schemas.microsoft.com/office/drawing/2016/5/12/chartex" xmlns:cx7="http://schemas.microsoft.com/office/drawing/2016/5/13/chartex" xmlns:cx8="http://schemas.microsoft.com/office/drawing/2016/5/14/chartex" xmlns:mc="http://schemas.openxmlformats.org/markup-compatibility/2006" xmlns:aink="http://schemas.microsoft.com/office/drawing/2016/ink" xmlns:am3d="http://schemas.microsoft.com/office/drawing/2017/model3d" xmlns:o="urn:schemas-microsoft-com:office:office" xmlns:oel="http://schemas.microsoft.com/office/2019/extlst" xmlns:r="http://schemas.openxmlformats.org/officeDocument/2006/relationships" xmlns:m="http://schemas.openxmlformats.org/officeDocument/2006/math" xmlns:v="urn:schemas-microsoft-com:vml" xmlns:wp14="http://schemas.microsoft.com/office/word/2010/wordprocessingDrawing" xmlns:wp="http://schemas.openxmlformats.org/drawingml/2006/wordprocessingDrawing" xmlns:w10="urn:schemas-microsoft-com:office:word" xmlns:w="http://schemas.openxmlformats.org/wordprocessingml/2006/main" xmlns:w14="http://schemas.microsoft.com/office/word/2010/wordml" xmlns:w15="http://schemas.microsoft.com/office/word/2012/wordml" xmlns:w16cex="http://schemas.microsoft.com/office/word/2018/wordml/cex" xmlns:w16cid="http://schemas.microsoft.com/office/word/2016/wordml/cid" xmlns:w16="http://schemas.microsoft.com/office/word/2018/wordml" xmlns:w16du="http://schemas.microsoft.com/office/word/2023/wordml/word16du" xmlns:w16sdtdh="http://schemas.microsoft.com/office/word/2020/wordml/sdtdatahash" xmlns:w16sdtfl="http://schemas.microsoft.com/office/word/2024/wordml/sdtformatlock" xmlns:w16se="http://schemas.microsoft.com/office/word/2015/wordml/symex" xmlns:wpg="http://schemas.microsoft.com/office/word/2010/wordprocessingGroup" xmlns:wpi="http://schemas.microsoft.com/office/word/2010/wordprocessingInk" xmlns:wne="http://schemas.microsoft.com/office/word/2006/wordml" xmlns:wps="http://schemas.microsoft.com/office/word/2010/wordprocessingShape" mc:Ignorable="w14 w15 w16se w16cid w16 w16cex w16sdtdh w16sdtfl w16du wp14">
   <w:endnote w:type="separator" w:id="-1">
     <w:p>
       <w:r>
@@ -688,7 +783,7 @@
 </file>
 
 <file path=word/footer1.xml><?xml version="1.0" encoding="utf-8"?>
-<w:ftr xmlns:wpc="http://schemas.microsoft.com/office/word/2010/wordprocessingCanvas" xmlns:cx="http://schemas.microsoft.com/office/drawing/2014/chartex" xmlns:cx1="http://schemas.microsoft.com/office/drawing/2015/9/8/chartex" xmlns:cx2="http://schemas.microsoft.com/office/drawing/2015/10/21/chartex" xmlns:cx3="http://schemas.microsoft.com/office/drawing/2016/5/9/chartex" xmlns:cx4="http://schemas.microsoft.com/office/drawing/2016/5/10/chartex" xmlns:cx5="http://schemas.microsoft.com/office/drawing/2016/5/11/chartex" xmlns:cx6="http://schemas.microsoft.com/office/drawing/2016/5/12/chartex" xmlns:cx7="http://schemas.microsoft.com/office/drawing/2016/5/13/chartex" xmlns:cx8="http://schemas.microsoft.com/office/drawing/2016/5/14/chartex" xmlns:mc="http://schemas.openxmlformats.org/markup-compatibility/2006" xmlns:aink="http://schemas.microsoft.com/office/drawing/2016/ink" xmlns:am3d="http://schemas.microsoft.com/office/drawing/2017/model3d" xmlns:o="urn:schemas-microsoft-com:office:office" xmlns:oel="http://schemas.microsoft.com/office/2019/extlst" xmlns:r="http://schemas.openxmlformats.org/officeDocument/2006/relationships" xmlns:m="http://schemas.openxmlformats.org/officeDocument/2006/math" xmlns:v="urn:schemas-microsoft-com:vml" xmlns:wp14="http://schemas.microsoft.com/office/word/2010/wordprocessingDrawing" xmlns:wp="http://schemas.openxmlformats.org/drawingml/2006/wordprocessingDrawing" xmlns:w10="urn:schemas-microsoft-com:office:word" xmlns:w="http://schemas.openxmlformats.org/wordprocessingml/2006/main" xmlns:w14="http://schemas.microsoft.com/office/word/2010/wordml" xmlns:w15="http://schemas.microsoft.com/office/word/2012/wordml" xmlns:w16cex="http://schemas.microsoft.com/office/word/2018/wordml/cex" xmlns:w16cid="http://schemas.microsoft.com/office/word/2016/wordml/cid" xmlns:w16="http://schemas.microsoft.com/office/word/2018/wordml" xmlns:w16du="http://schemas.microsoft.com/office/word/2023/wordml/word16du" xmlns:w16sdtdh="http://schemas.microsoft.com/office/word/2020/wordml/sdtdatahash" xmlns:w16se="http://schemas.microsoft.com/office/word/2015/wordml/symex" xmlns:wpg="http://schemas.microsoft.com/office/word/2010/wordprocessingGroup" xmlns:wpi="http://schemas.microsoft.com/office/word/2010/wordprocessingInk" xmlns:wne="http://schemas.microsoft.com/office/word/2006/wordml" xmlns:wps="http://schemas.microsoft.com/office/word/2010/wordprocessingShape" mc:Ignorable="w14 w15 w16se w16cid w16 w16cex w16sdtdh w16du wp14">
+<w:ftr xmlns:wpc="http://schemas.microsoft.com/office/word/2010/wordprocessingCanvas" xmlns:cx="http://schemas.microsoft.com/office/drawing/2014/chartex" xmlns:cx1="http://schemas.microsoft.com/office/drawing/2015/9/8/chartex" xmlns:cx2="http://schemas.microsoft.com/office/drawing/2015/10/21/chartex" xmlns:cx3="http://schemas.microsoft.com/office/drawing/2016/5/9/chartex" xmlns:cx4="http://schemas.microsoft.com/office/drawing/2016/5/10/chartex" xmlns:cx5="http://schemas.microsoft.com/office/drawing/2016/5/11/chartex" xmlns:cx6="http://schemas.microsoft.com/office/drawing/2016/5/12/chartex" xmlns:cx7="http://schemas.microsoft.com/office/drawing/2016/5/13/chartex" xmlns:cx8="http://schemas.microsoft.com/office/drawing/2016/5/14/chartex" xmlns:mc="http://schemas.openxmlformats.org/markup-compatibility/2006" xmlns:aink="http://schemas.microsoft.com/office/drawing/2016/ink" xmlns:am3d="http://schemas.microsoft.com/office/drawing/2017/model3d" xmlns:o="urn:schemas-microsoft-com:office:office" xmlns:oel="http://schemas.microsoft.com/office/2019/extlst" xmlns:r="http://schemas.openxmlformats.org/officeDocument/2006/relationships" xmlns:m="http://schemas.openxmlformats.org/officeDocument/2006/math" xmlns:v="urn:schemas-microsoft-com:vml" xmlns:wp14="http://schemas.microsoft.com/office/word/2010/wordprocessingDrawing" xmlns:wp="http://schemas.openxmlformats.org/drawingml/2006/wordprocessingDrawing" xmlns:w10="urn:schemas-microsoft-com:office:word" xmlns:w="http://schemas.openxmlformats.org/wordprocessingml/2006/main" xmlns:w14="http://schemas.microsoft.com/office/word/2010/wordml" xmlns:w15="http://schemas.microsoft.com/office/word/2012/wordml" xmlns:w16cex="http://schemas.microsoft.com/office/word/2018/wordml/cex" xmlns:w16cid="http://schemas.microsoft.com/office/word/2016/wordml/cid" xmlns:w16="http://schemas.microsoft.com/office/word/2018/wordml" xmlns:w16du="http://schemas.microsoft.com/office/word/2023/wordml/word16du" xmlns:w16sdtdh="http://schemas.microsoft.com/office/word/2020/wordml/sdtdatahash" xmlns:w16sdtfl="http://schemas.microsoft.com/office/word/2024/wordml/sdtformatlock" xmlns:w16se="http://schemas.microsoft.com/office/word/2015/wordml/symex" xmlns:wpg="http://schemas.microsoft.com/office/word/2010/wordprocessingGroup" xmlns:wpi="http://schemas.microsoft.com/office/word/2010/wordprocessingInk" xmlns:wne="http://schemas.microsoft.com/office/word/2006/wordml" xmlns:wps="http://schemas.microsoft.com/office/word/2010/wordprocessingShape" mc:Ignorable="w14 w15 w16se w16cid w16 w16cex w16sdtdh w16sdtfl w16du wp14">
   <w:p>
     <w:pPr>
       <w:pStyle w:val="Footer"/>
@@ -736,7 +831,7 @@
 </file>
 
 <file path=word/footnotes.xml><?xml version="1.0" encoding="utf-8"?>
-<w:footnotes xmlns:wpc="http://schemas.microsoft.com/office/word/2010/wordprocessingCanvas" xmlns:cx="http://schemas.microsoft.com/office/drawing/2014/chartex" xmlns:cx1="http://schemas.microsoft.com/office/drawing/2015/9/8/chartex" xmlns:cx2="http://schemas.microsoft.com/office/drawing/2015/10/21/chartex" xmlns:cx3="http://schemas.microsoft.com/office/drawing/2016/5/9/chartex" xmlns:cx4="http://schemas.microsoft.com/office/drawing/2016/5/10/chartex" xmlns:cx5="http://schemas.microsoft.com/office/drawing/2016/5/11/chartex" xmlns:cx6="http://schemas.microsoft.com/office/drawing/2016/5/12/chartex" xmlns:cx7="http://schemas.microsoft.com/office/drawing/2016/5/13/chartex" xmlns:cx8="http://schemas.microsoft.com/office/drawing/2016/5/14/chartex" xmlns:mc="http://schemas.openxmlformats.org/markup-compatibility/2006" xmlns:aink="http://schemas.microsoft.com/office/drawing/2016/ink" xmlns:am3d="http://schemas.microsoft.com/office/drawing/2017/model3d" xmlns:o="urn:schemas-microsoft-com:office:office" xmlns:oel="http://schemas.microsoft.com/office/2019/extlst" xmlns:r="http://schemas.openxmlformats.org/officeDocument/2006/relationships" xmlns:m="http://schemas.openxmlformats.org/officeDocument/2006/math" xmlns:v="urn:schemas-microsoft-com:vml" xmlns:wp14="http://schemas.microsoft.com/office/word/2010/wordprocessingDrawing" xmlns:wp="http://schemas.openxmlformats.org/drawingml/2006/wordprocessingDrawing" xmlns:w10="urn:schemas-microsoft-com:office:word" xmlns:w="http://schemas.openxmlformats.org/wordprocessingml/2006/main" xmlns:w14="http://schemas.microsoft.com/office/word/2010/wordml" xmlns:w15="http://schemas.microsoft.com/office/word/2012/wordml" xmlns:w16cex="http://schemas.microsoft.com/office/word/2018/wordml/cex" xmlns:w16cid="http://schemas.microsoft.com/office/word/2016/wordml/cid" xmlns:w16="http://schemas.microsoft.com/office/word/2018/wordml" xmlns:w16du="http://schemas.microsoft.com/office/word/2023/wordml/word16du" xmlns:w16sdtdh="http://schemas.microsoft.com/office/word/2020/wordml/sdtdatahash" xmlns:w16se="http://schemas.microsoft.com/office/word/2015/wordml/symex" xmlns:wpg="http://schemas.microsoft.com/office/word/2010/wordprocessingGroup" xmlns:wpi="http://schemas.microsoft.com/office/word/2010/wordprocessingInk" xmlns:wne="http://schemas.microsoft.com/office/word/2006/wordml" xmlns:wps="http://schemas.microsoft.com/office/word/2010/wordprocessingShape" mc:Ignorable="w14 w15 w16se w16cid w16 w16cex w16sdtdh w16du wp14">
+<w:footnotes xmlns:wpc="http://schemas.microsoft.com/office/word/2010/wordprocessingCanvas" xmlns:cx="http://schemas.microsoft.com/office/drawing/2014/chartex" xmlns:cx1="http://schemas.microsoft.com/office/drawing/2015/9/8/chartex" xmlns:cx2="http://schemas.microsoft.com/office/drawing/2015/10/21/chartex" xmlns:cx3="http://schemas.microsoft.com/office/drawing/2016/5/9/chartex" xmlns:cx4="http://schemas.microsoft.com/office/drawing/2016/5/10/chartex" xmlns:cx5="http://schemas.microsoft.com/office/drawing/2016/5/11/chartex" xmlns:cx6="http://schemas.microsoft.com/office/drawing/2016/5/12/chartex" xmlns:cx7="http://schemas.microsoft.com/office/drawing/2016/5/13/chartex" xmlns:cx8="http://schemas.microsoft.com/office/drawing/2016/5/14/chartex" xmlns:mc="http://schemas.openxmlformats.org/markup-compatibility/2006" xmlns:aink="http://schemas.microsoft.com/office/drawing/2016/ink" xmlns:am3d="http://schemas.microsoft.com/office/drawing/2017/model3d" xmlns:o="urn:schemas-microsoft-com:office:office" xmlns:oel="http://schemas.microsoft.com/office/2019/extlst" xmlns:r="http://schemas.openxmlformats.org/officeDocument/2006/relationships" xmlns:m="http://schemas.openxmlformats.org/officeDocument/2006/math" xmlns:v="urn:schemas-microsoft-com:vml" xmlns:wp14="http://schemas.microsoft.com/office/word/2010/wordprocessingDrawing" xmlns:wp="http://schemas.openxmlformats.org/drawingml/2006/wordprocessingDrawing" xmlns:w10="urn:schemas-microsoft-com:office:word" xmlns:w="http://schemas.openxmlformats.org/wordprocessingml/2006/main" xmlns:w14="http://schemas.microsoft.com/office/word/2010/wordml" xmlns:w15="http://schemas.microsoft.com/office/word/2012/wordml" xmlns:w16cex="http://schemas.microsoft.com/office/word/2018/wordml/cex" xmlns:w16cid="http://schemas.microsoft.com/office/word/2016/wordml/cid" xmlns:w16="http://schemas.microsoft.com/office/word/2018/wordml" xmlns:w16du="http://schemas.microsoft.com/office/word/2023/wordml/word16du" xmlns:w16sdtdh="http://schemas.microsoft.com/office/word/2020/wordml/sdtdatahash" xmlns:w16sdtfl="http://schemas.microsoft.com/office/word/2024/wordml/sdtformatlock" xmlns:w16se="http://schemas.microsoft.com/office/word/2015/wordml/symex" xmlns:wpg="http://schemas.microsoft.com/office/word/2010/wordprocessingGroup" xmlns:wpi="http://schemas.microsoft.com/office/word/2010/wordprocessingInk" xmlns:wne="http://schemas.microsoft.com/office/word/2006/wordml" xmlns:wps="http://schemas.microsoft.com/office/word/2010/wordprocessingShape" mc:Ignorable="w14 w15 w16se w16cid w16 w16cex w16sdtdh w16sdtfl w16du wp14">
   <w:footnote w:type="separator" w:id="-1">
     <w:p>
       <w:r>
@@ -755,7 +850,7 @@
 </file>
 
 <file path=word/header1.xml><?xml version="1.0" encoding="utf-8"?>
-<w:hdr xmlns:wpc="http://schemas.microsoft.com/office/word/2010/wordprocessingCanvas" xmlns:cx="http://schemas.microsoft.com/office/drawing/2014/chartex" xmlns:cx1="http://schemas.microsoft.com/office/drawing/2015/9/8/chartex" xmlns:cx2="http://schemas.microsoft.com/office/drawing/2015/10/21/chartex" xmlns:cx3="http://schemas.microsoft.com/office/drawing/2016/5/9/chartex" xmlns:cx4="http://schemas.microsoft.com/office/drawing/2016/5/10/chartex" xmlns:cx5="http://schemas.microsoft.com/office/drawing/2016/5/11/chartex" xmlns:cx6="http://schemas.microsoft.com/office/drawing/2016/5/12/chartex" xmlns:cx7="http://schemas.microsoft.com/office/drawing/2016/5/13/chartex" xmlns:cx8="http://schemas.microsoft.com/office/drawing/2016/5/14/chartex" xmlns:mc="http://schemas.openxmlformats.org/markup-compatibility/2006" xmlns:aink="http://schemas.microsoft.com/office/drawing/2016/ink" xmlns:am3d="http://schemas.microsoft.com/office/drawing/2017/model3d" xmlns:o="urn:schemas-microsoft-com:office:office" xmlns:oel="http://schemas.microsoft.com/office/2019/extlst" xmlns:r="http://schemas.openxmlformats.org/officeDocument/2006/relationships" xmlns:m="http://schemas.openxmlformats.org/officeDocument/2006/math" xmlns:v="urn:schemas-microsoft-com:vml" xmlns:wp14="http://schemas.microsoft.com/office/word/2010/wordprocessingDrawing" xmlns:wp="http://schemas.openxmlformats.org/drawingml/2006/wordprocessingDrawing" xmlns:w10="urn:schemas-microsoft-com:office:word" xmlns:w="http://schemas.openxmlformats.org/wordprocessingml/2006/main" xmlns:w14="http://schemas.microsoft.com/office/word/2010/wordml" xmlns:w15="http://schemas.microsoft.com/office/word/2012/wordml" xmlns:w16cex="http://schemas.microsoft.com/office/word/2018/wordml/cex" xmlns:w16cid="http://schemas.microsoft.com/office/word/2016/wordml/cid" xmlns:w16="http://schemas.microsoft.com/office/word/2018/wordml" xmlns:w16du="http://schemas.microsoft.com/office/word/2023/wordml/word16du" xmlns:w16sdtdh="http://schemas.microsoft.com/office/word/2020/wordml/sdtdatahash" xmlns:w16se="http://schemas.microsoft.com/office/word/2015/wordml/symex" xmlns:wpg="http://schemas.microsoft.com/office/word/2010/wordprocessingGroup" xmlns:wpi="http://schemas.microsoft.com/office/word/2010/wordprocessingInk" xmlns:wne="http://schemas.microsoft.com/office/word/2006/wordml" xmlns:wps="http://schemas.microsoft.com/office/word/2010/wordprocessingShape" mc:Ignorable="w14 w15 w16se w16cid w16 w16cex w16sdtdh w16du wp14">
+<w:hdr xmlns:wpc="http://schemas.microsoft.com/office/word/2010/wordprocessingCanvas" xmlns:cx="http://schemas.microsoft.com/office/drawing/2014/chartex" xmlns:cx1="http://schemas.microsoft.com/office/drawing/2015/9/8/chartex" xmlns:cx2="http://schemas.microsoft.com/office/drawing/2015/10/21/chartex" xmlns:cx3="http://schemas.microsoft.com/office/drawing/2016/5/9/chartex" xmlns:cx4="http://schemas.microsoft.com/office/drawing/2016/5/10/chartex" xmlns:cx5="http://schemas.microsoft.com/office/drawing/2016/5/11/chartex" xmlns:cx6="http://schemas.microsoft.com/office/drawing/2016/5/12/chartex" xmlns:cx7="http://schemas.microsoft.com/office/drawing/2016/5/13/chartex" xmlns:cx8="http://schemas.microsoft.com/office/drawing/2016/5/14/chartex" xmlns:mc="http://schemas.openxmlformats.org/markup-compatibility/2006" xmlns:aink="http://schemas.microsoft.com/office/drawing/2016/ink" xmlns:am3d="http://schemas.microsoft.com/office/drawing/2017/model3d" xmlns:o="urn:schemas-microsoft-com:office:office" xmlns:oel="http://schemas.microsoft.com/office/2019/extlst" xmlns:r="http://schemas.openxmlformats.org/officeDocument/2006/relationships" xmlns:m="http://schemas.openxmlformats.org/officeDocument/2006/math" xmlns:v="urn:schemas-microsoft-com:vml" xmlns:wp14="http://schemas.microsoft.com/office/word/2010/wordprocessingDrawing" xmlns:wp="http://schemas.openxmlformats.org/drawingml/2006/wordprocessingDrawing" xmlns:w10="urn:schemas-microsoft-com:office:word" xmlns:w="http://schemas.openxmlformats.org/wordprocessingml/2006/main" xmlns:w14="http://schemas.microsoft.com/office/word/2010/wordml" xmlns:w15="http://schemas.microsoft.com/office/word/2012/wordml" xmlns:w16cex="http://schemas.microsoft.com/office/word/2018/wordml/cex" xmlns:w16cid="http://schemas.microsoft.com/office/word/2016/wordml/cid" xmlns:w16="http://schemas.microsoft.com/office/word/2018/wordml" xmlns:w16du="http://schemas.microsoft.com/office/word/2023/wordml/word16du" xmlns:w16sdtdh="http://schemas.microsoft.com/office/word/2020/wordml/sdtdatahash" xmlns:w16sdtfl="http://schemas.microsoft.com/office/word/2024/wordml/sdtformatlock" xmlns:w16se="http://schemas.microsoft.com/office/word/2015/wordml/symex" xmlns:wpg="http://schemas.microsoft.com/office/word/2010/wordprocessingGroup" xmlns:wpi="http://schemas.microsoft.com/office/word/2010/wordprocessingInk" xmlns:wne="http://schemas.microsoft.com/office/word/2006/wordml" xmlns:wps="http://schemas.microsoft.com/office/word/2010/wordprocessingShape" mc:Ignorable="w14 w15 w16se w16cid w16 w16cex w16sdtdh w16sdtfl w16du wp14">
   <w:p>
     <w:pPr>
       <w:pStyle w:val="Header"/>
@@ -782,7 +877,7 @@
 </file>
 
 <file path=word/numbering.xml><?xml version="1.0" encoding="utf-8"?>
-<w:numbering xmlns:wpc="http://schemas.microsoft.com/office/word/2010/wordprocessingCanvas" xmlns:cx="http://schemas.microsoft.com/office/drawing/2014/chartex" xmlns:cx1="http://schemas.microsoft.com/office/drawing/2015/9/8/chartex" xmlns:cx2="http://schemas.microsoft.com/office/drawing/2015/10/21/chartex" xmlns:cx3="http://schemas.microsoft.com/office/drawing/2016/5/9/chartex" xmlns:cx4="http://schemas.microsoft.com/office/drawing/2016/5/10/chartex" xmlns:cx5="http://schemas.microsoft.com/office/drawing/2016/5/11/chartex" xmlns:cx6="http://schemas.microsoft.com/office/drawing/2016/5/12/chartex" xmlns:cx7="http://schemas.microsoft.com/office/drawing/2016/5/13/chartex" xmlns:cx8="http://schemas.microsoft.com/office/drawing/2016/5/14/chartex" xmlns:mc="http://schemas.openxmlformats.org/markup-compatibility/2006" xmlns:aink="http://schemas.microsoft.com/office/drawing/2016/ink" xmlns:am3d="http://schemas.microsoft.com/office/drawing/2017/model3d" xmlns:o="urn:schemas-microsoft-com:office:office" xmlns:oel="http://schemas.microsoft.com/office/2019/extlst" xmlns:r="http://schemas.openxmlformats.org/officeDocument/2006/relationships" xmlns:m="http://schemas.openxmlformats.org/officeDocument/2006/math" xmlns:v="urn:schemas-microsoft-com:vml" xmlns:wp14="http://schemas.microsoft.com/office/word/2010/wordprocessingDrawing" xmlns:wp="http://schemas.openxmlformats.org/drawingml/2006/wordprocessingDrawing" xmlns:w10="urn:schemas-microsoft-com:office:word" xmlns:w="http://schemas.openxmlformats.org/wordprocessingml/2006/main" xmlns:w14="http://schemas.microsoft.com/office/word/2010/wordml" xmlns:w15="http://schemas.microsoft.com/office/word/2012/wordml" xmlns:w16cex="http://schemas.microsoft.com/office/word/2018/wordml/cex" xmlns:w16cid="http://schemas.microsoft.com/office/word/2016/wordml/cid" xmlns:w16="http://schemas.microsoft.com/office/word/2018/wordml" xmlns:w16du="http://schemas.microsoft.com/office/word/2023/wordml/word16du" xmlns:w16sdtdh="http://schemas.microsoft.com/office/word/2020/wordml/sdtdatahash" xmlns:w16se="http://schemas.microsoft.com/office/word/2015/wordml/symex" xmlns:wpg="http://schemas.microsoft.com/office/word/2010/wordprocessingGroup" xmlns:wpi="http://schemas.microsoft.com/office/word/2010/wordprocessingInk" xmlns:wne="http://schemas.microsoft.com/office/word/2006/wordml" xmlns:wps="http://schemas.microsoft.com/office/word/2010/wordprocessingShape" mc:Ignorable="w14 w15 w16se w16cid w16 w16cex w16sdtdh w16du wp14">
+<w:numbering xmlns:wpc="http://schemas.microsoft.com/office/word/2010/wordprocessingCanvas" xmlns:cx="http://schemas.microsoft.com/office/drawing/2014/chartex" xmlns:cx1="http://schemas.microsoft.com/office/drawing/2015/9/8/chartex" xmlns:cx2="http://schemas.microsoft.com/office/drawing/2015/10/21/chartex" xmlns:cx3="http://schemas.microsoft.com/office/drawing/2016/5/9/chartex" xmlns:cx4="http://schemas.microsoft.com/office/drawing/2016/5/10/chartex" xmlns:cx5="http://schemas.microsoft.com/office/drawing/2016/5/11/chartex" xmlns:cx6="http://schemas.microsoft.com/office/drawing/2016/5/12/chartex" xmlns:cx7="http://schemas.microsoft.com/office/drawing/2016/5/13/chartex" xmlns:cx8="http://schemas.microsoft.com/office/drawing/2016/5/14/chartex" xmlns:mc="http://schemas.openxmlformats.org/markup-compatibility/2006" xmlns:aink="http://schemas.microsoft.com/office/drawing/2016/ink" xmlns:am3d="http://schemas.microsoft.com/office/drawing/2017/model3d" xmlns:o="urn:schemas-microsoft-com:office:office" xmlns:oel="http://schemas.microsoft.com/office/2019/extlst" xmlns:r="http://schemas.openxmlformats.org/officeDocument/2006/relationships" xmlns:m="http://schemas.openxmlformats.org/officeDocument/2006/math" xmlns:v="urn:schemas-microsoft-com:vml" xmlns:wp14="http://schemas.microsoft.com/office/word/2010/wordprocessingDrawing" xmlns:wp="http://schemas.openxmlformats.org/drawingml/2006/wordprocessingDrawing" xmlns:w10="urn:schemas-microsoft-com:office:word" xmlns:w="http://schemas.openxmlformats.org/wordprocessingml/2006/main" xmlns:w14="http://schemas.microsoft.com/office/word/2010/wordml" xmlns:w15="http://schemas.microsoft.com/office/word/2012/wordml" xmlns:w16cex="http://schemas.microsoft.com/office/word/2018/wordml/cex" xmlns:w16cid="http://schemas.microsoft.com/office/word/2016/wordml/cid" xmlns:w16="http://schemas.microsoft.com/office/word/2018/wordml" xmlns:w16du="http://schemas.microsoft.com/office/word/2023/wordml/word16du" xmlns:w16sdtdh="http://schemas.microsoft.com/office/word/2020/wordml/sdtdatahash" xmlns:w16sdtfl="http://schemas.microsoft.com/office/word/2024/wordml/sdtformatlock" xmlns:w16se="http://schemas.microsoft.com/office/word/2015/wordml/symex" xmlns:wpg="http://schemas.microsoft.com/office/word/2010/wordprocessingGroup" xmlns:wpi="http://schemas.microsoft.com/office/word/2010/wordprocessingInk" xmlns:wne="http://schemas.microsoft.com/office/word/2006/wordml" xmlns:wps="http://schemas.microsoft.com/office/word/2010/wordprocessingShape" mc:Ignorable="w14 w15 w16se w16cid w16 w16cex w16sdtdh w16sdtfl w16du wp14">
   <w:abstractNum w:abstractNumId="0" w15:restartNumberingAfterBreak="0">
     <w:nsid w:val="FFFFFF89"/>
     <w:multiLevelType w:val="singleLevel"/>
@@ -3426,7 +3521,7 @@
 </file>
 
 <file path=word/styles.xml><?xml version="1.0" encoding="utf-8"?>
-<w:styles xmlns:mc="http://schemas.openxmlformats.org/markup-compatibility/2006" xmlns:r="http://schemas.openxmlformats.org/officeDocument/2006/relationships" xmlns:w="http://schemas.openxmlformats.org/wordprocessingml/2006/main" xmlns:w14="http://schemas.microsoft.com/office/word/2010/wordml" xmlns:w15="http://schemas.microsoft.com/office/word/2012/wordml" xmlns:w16cex="http://schemas.microsoft.com/office/word/2018/wordml/cex" xmlns:w16cid="http://schemas.microsoft.com/office/word/2016/wordml/cid" xmlns:w16="http://schemas.microsoft.com/office/word/2018/wordml" xmlns:w16du="http://schemas.microsoft.com/office/word/2023/wordml/word16du" xmlns:w16sdtdh="http://schemas.microsoft.com/office/word/2020/wordml/sdtdatahash" xmlns:w16se="http://schemas.microsoft.com/office/word/2015/wordml/symex" mc:Ignorable="w14 w15 w16se w16cid w16 w16cex w16sdtdh w16du">
+<w:styles xmlns:mc="http://schemas.openxmlformats.org/markup-compatibility/2006" xmlns:r="http://schemas.openxmlformats.org/officeDocument/2006/relationships" xmlns:w="http://schemas.openxmlformats.org/wordprocessingml/2006/main" xmlns:w14="http://schemas.microsoft.com/office/word/2010/wordml" xmlns:w15="http://schemas.microsoft.com/office/word/2012/wordml" xmlns:w16cex="http://schemas.microsoft.com/office/word/2018/wordml/cex" xmlns:w16cid="http://schemas.microsoft.com/office/word/2016/wordml/cid" xmlns:w16="http://schemas.microsoft.com/office/word/2018/wordml" xmlns:w16du="http://schemas.microsoft.com/office/word/2023/wordml/word16du" xmlns:w16sdtdh="http://schemas.microsoft.com/office/word/2020/wordml/sdtdatahash" xmlns:w16sdtfl="http://schemas.microsoft.com/office/word/2024/wordml/sdtformatlock" xmlns:w16se="http://schemas.microsoft.com/office/word/2015/wordml/symex" mc:Ignorable="w14 w15 w16se w16cid w16 w16cex w16sdtdh w16sdtfl w16du">
   <w:docDefaults>
     <w:rPrDefault>
       <w:rPr>
